--- a/templates/CMIS/TB-ThayDoiChuThe.docx
+++ b/templates/CMIS/TB-ThayDoiChuThe.docx
@@ -41,22 +41,6 @@
                 <w:lang w:val="vi-VN"/>
               </w:rPr>
               <w:t xml:space="preserve">ÔNG TY </w:t>
-            </w:r>
-            <w:r>
-              <w:rPr>
-                <w:rFonts w:ascii="Times New Roman" w:hAnsi="Times New Roman" w:cs="Times New Roman"/>
-                <w:color w:val="000000"/>
-                <w:lang w:val="vi-VN"/>
-              </w:rPr>
-              <w:t>TNHH M</w:t>
-            </w:r>
-            <w:r>
-              <w:rPr>
-                <w:rFonts w:ascii="Times New Roman" w:hAnsi="Times New Roman" w:cs="Times New Roman"/>
-                <w:color w:val="000000"/>
-                <w:lang w:val="vi-VN"/>
-              </w:rPr>
-              <w:t>ỘT THÀNH VIÊN</w:t>
             </w:r>
           </w:p>
         </w:tc>
@@ -1779,18 +1763,8 @@
                 <w:rFonts w:ascii="Times New Roman" w:hAnsi="Times New Roman" w:cs="Times New Roman"/>
                 <w:sz w:val="22"/>
                 <w:szCs w:val="22"/>
-                <w:lang w:val="vi-VN"/>
-              </w:rPr>
-              <w:t xml:space="preserve"> </w:t>
-            </w:r>
-            <w:r>
-              <w:rPr>
-                <w:rFonts w:ascii="Times New Roman" w:hAnsi="Times New Roman" w:cs="Times New Roman"/>
-                <w:sz w:val="22"/>
-                <w:szCs w:val="22"/>
-                <w:lang w:val="vi-VN"/>
-              </w:rPr>
-              <w:t>xã Suối Cao</w:t>
+              </w:rPr>
+              <w:t xml:space="preserve"> ………….</w:t>
             </w:r>
             <w:r>
               <w:rPr>
